--- a/Persona_Atolagbe_Flora_Yemi.docx
+++ b/Persona_Atolagbe_Flora_Yemi.docx
@@ -2,30 +2,18 @@
 <file path=word/document.xml><?xml version="1.0" encoding="utf-8"?>
 <w:document xmlns:wpc="http://schemas.microsoft.com/office/word/2010/wordprocessingCanvas" xmlns:mo="http://schemas.microsoft.com/office/mac/office/2008/main" xmlns:mc="http://schemas.openxmlformats.org/markup-compatibility/2006" xmlns:mv="urn:schemas-microsoft-com:mac:vml" xmlns:o="urn:schemas-microsoft-com:office:office" xmlns:r="http://schemas.openxmlformats.org/officeDocument/2006/relationships" xmlns:m="http://schemas.openxmlformats.org/officeDocument/2006/math" xmlns:v="urn:schemas-microsoft-com:vml" xmlns:wp14="http://schemas.microsoft.com/office/word/2010/wordprocessingDrawing" xmlns:wp="http://schemas.openxmlformats.org/drawingml/2006/wordprocessingDrawing" xmlns:w10="urn:schemas-microsoft-com:office:word" xmlns:w="http://schemas.openxmlformats.org/wordprocessingml/2006/main" xmlns:w14="http://schemas.microsoft.com/office/word/2010/wordml" xmlns:wpg="http://schemas.microsoft.com/office/word/2010/wordprocessingGroup" xmlns:wpi="http://schemas.microsoft.com/office/word/2010/wordprocessingInk" xmlns:wne="http://schemas.microsoft.com/office/word/2006/wordml" xmlns:wps="http://schemas.microsoft.com/office/word/2010/wordprocessingShape" mc:Ignorable="w14 wp14">
   <w:body>
+    <w:p/>
+    <w:p/>
     <w:p>
       <w:pPr>
         <w:pStyle w:val="Title"/>
       </w:pPr>
       <w:r>
         <w:rPr>
-          <w:color w:val="003366"/>
+          <w:color w:val="1A476F"/>
+          <w:sz w:val="72"/>
         </w:rPr>
-        <w:t>Customer Persona: Atolagbe Flora Yemi</w:t>
-      </w:r>
-    </w:p>
-    <w:p>
-      <w:r>
-        <w:t>Persona Archetype: The Environmental Survivor / "The Family-Centric Shopkeeper"</w:t>
-      </w:r>
-    </w:p>
-    <w:p>
-      <w:r>
-        <w:t>Cluster Codes: A01, B01, C01, C06, D01, D02, E01, E02, F03, H01, J01, J02, K01, K02</w:t>
-      </w:r>
-    </w:p>
-    <w:p>
-      <w:r>
-        <w:t>---</w:t>
+        <w:t>Customer Persona</w:t>
       </w:r>
     </w:p>
     <w:p>
@@ -34,13 +22,59 @@
       </w:pPr>
       <w:r>
         <w:rPr>
-          <w:color w:val="003366"/>
+          <w:color w:val="2E86AB"/>
+          <w:sz w:val="56"/>
+        </w:rPr>
+        <w:t>Atolagbe Flora Yemi</w:t>
+      </w:r>
+    </w:p>
+    <w:p>
+      <w:r>
+        <w:rPr>
+          <w:i/>
+          <w:color w:val="666666"/>
+          <w:sz w:val="32"/>
+        </w:rPr>
+        <w:t>Persona Archetype: The Weather-Dependent Matriarch</w:t>
+      </w:r>
+    </w:p>
+    <w:p/>
+    <w:p>
+      <w:r>
+        <w:rPr>
+          <w:sz w:val="24"/>
+        </w:rPr>
+        <w:t>Telecom Ethnography Project — “A Day in the Life” Diary Study</w:t>
+      </w:r>
+    </w:p>
+    <w:p>
+      <w:r>
+        <w:rPr>
+          <w:color w:val="888888"/>
+          <w:sz w:val="24"/>
+        </w:rPr>
+        <w:t>Lagos, Nigeria • April 16–21, 2026 • 6-Day Longitudinal Diary</w:t>
+      </w:r>
+    </w:p>
+    <w:p>
+      <w:r>
+        <w:br w:type="page"/>
+      </w:r>
+    </w:p>
+    <w:p>
+      <w:pPr>
+        <w:pStyle w:val="Heading1"/>
+      </w:pPr>
+      <w:r>
+        <w:rPr>
+          <w:color w:val="1A476F"/>
         </w:rPr>
         <w:t>Dimension 1: Demographics &amp; Life Context</w:t>
       </w:r>
     </w:p>
     <w:tbl>
       <w:tblPr>
+        <w:tblStyle w:val="LightGrid-Accent1"/>
         <w:tblW w:type="auto" w:w="0"/>
         <w:jc w:val="center"/>
         <w:tblLook w:firstColumn="1" w:firstRow="1" w:lastColumn="0" w:lastRow="0" w:noHBand="0" w:noVBand="1" w:val="04A0"/>
@@ -58,6 +92,7 @@
             <w:r>
               <w:rPr>
                 <w:b/>
+                <w:sz w:val="20"/>
               </w:rPr>
               <w:t>Field</w:t>
             </w:r>
@@ -71,6 +106,7 @@
             <w:r>
               <w:rPr>
                 <w:b/>
+                <w:sz w:val="20"/>
               </w:rPr>
               <w:t>Detail</w:t>
             </w:r>
@@ -84,7 +120,10 @@
           </w:tcPr>
           <w:p>
             <w:r>
-              <w:t>Gender</w:t>
+              <w:rPr>
+                <w:sz w:val="20"/>
+              </w:rPr>
+              <w:t>Name</w:t>
             </w:r>
           </w:p>
         </w:tc>
@@ -94,7 +133,10 @@
           </w:tcPr>
           <w:p>
             <w:r>
-              <w:t>Female</w:t>
+              <w:rPr>
+                <w:sz w:val="20"/>
+              </w:rPr>
+              <w:t>Atolagbe Flora Yemi</w:t>
             </w:r>
           </w:p>
         </w:tc>
@@ -106,7 +148,10 @@
           </w:tcPr>
           <w:p>
             <w:r>
-              <w:t>Occupation</w:t>
+              <w:rPr>
+                <w:sz w:val="20"/>
+              </w:rPr>
+              <w:t>Location</w:t>
             </w:r>
           </w:p>
         </w:tc>
@@ -116,7 +161,10 @@
           </w:tcPr>
           <w:p>
             <w:r>
-              <w:t>Shop Owner / Trader (Physical retail)</w:t>
+              <w:rPr>
+                <w:sz w:val="20"/>
+              </w:rPr>
+              <w:t>Lagos — walks to shop daily with her children; travelled to Shagamu on one entry</w:t>
             </w:r>
           </w:p>
         </w:tc>
@@ -128,7 +176,10 @@
           </w:tcPr>
           <w:p>
             <w:r>
-              <w:t>Location Context</w:t>
+              <w:rPr>
+                <w:sz w:val="20"/>
+              </w:rPr>
+              <w:t>Occupation</w:t>
             </w:r>
           </w:p>
         </w:tc>
@@ -138,7 +189,10 @@
           </w:tcPr>
           <w:p>
             <w:r>
-              <w:t>Lagos (Walks to shop with her children; commute affected by road quality)</w:t>
+              <w:rPr>
+                <w:sz w:val="20"/>
+              </w:rPr>
+              <w:t>Retail shop owner — physical sales, payment verification via phone</w:t>
             </w:r>
           </w:p>
         </w:tc>
@@ -150,7 +204,10 @@
           </w:tcPr>
           <w:p>
             <w:r>
-              <w:t>Financial Context</w:t>
+              <w:rPr>
+                <w:sz w:val="20"/>
+              </w:rPr>
+              <w:t>Household</w:t>
             </w:r>
           </w:p>
         </w:tc>
@@ -160,7 +217,10 @@
           </w:tcPr>
           <w:p>
             <w:r>
-              <w:t>Highly protective of earnings; avoids unnecessary spend when sales are poor.</w:t>
+              <w:rPr>
+                <w:sz w:val="20"/>
+              </w:rPr>
+              <w:t>Married mother: husband (lives separately or travels), children, extended family network</w:t>
             </w:r>
           </w:p>
         </w:tc>
@@ -172,7 +232,10 @@
           </w:tcPr>
           <w:p>
             <w:r>
-              <w:t>Key Goal</w:t>
+              <w:rPr>
+                <w:sz w:val="20"/>
+              </w:rPr>
+              <w:t>Diary Period</w:t>
             </w:r>
           </w:p>
         </w:tc>
@@ -182,7 +245,10 @@
           </w:tcPr>
           <w:p>
             <w:r>
-              <w:t>Ensuring the survival and comfort of her family through her retail business, despite infrastructure challenges.</w:t>
+              <w:rPr>
+                <w:sz w:val="20"/>
+              </w:rPr>
+              <w:t>16–21 April 2026 (6 entries)</w:t>
             </w:r>
           </w:p>
         </w:tc>
@@ -194,7 +260,10 @@
           </w:tcPr>
           <w:p>
             <w:r>
-              <w:t>Household Role</w:t>
+              <w:rPr>
+                <w:sz w:val="20"/>
+              </w:rPr>
+              <w:t>Primary Network</w:t>
             </w:r>
           </w:p>
         </w:tc>
@@ -204,56 +273,47 @@
           </w:tcPr>
           <w:p>
             <w:r>
-              <w:t>Primary Caregiver and Domestic Lead; responsible for cooking, chores, and raising children.</w:t>
+              <w:rPr>
+                <w:sz w:val="20"/>
+              </w:rPr>
+              <w:t>Glo (main line — identity) + MTN (data/internet — speed and affordability)</w:t>
+            </w:r>
+          </w:p>
+        </w:tc>
+      </w:tr>
+      <w:tr>
+        <w:tc>
+          <w:tcPr>
+            <w:tcW w:type="dxa" w:w="4320"/>
+          </w:tcPr>
+          <w:p>
+            <w:r>
+              <w:rPr>
+                <w:sz w:val="20"/>
+              </w:rPr>
+              <w:t>Phone Behaviour</w:t>
+            </w:r>
+          </w:p>
+        </w:tc>
+        <w:tc>
+          <w:tcPr>
+            <w:tcW w:type="dxa" w:w="4320"/>
+          </w:tcPr>
+          <w:p>
+            <w:r>
+              <w:rPr>
+                <w:sz w:val="20"/>
+              </w:rPr>
+              <w:t>Does NOT use phone on waking (3/6 days) — domestic duties come first</w:t>
             </w:r>
           </w:p>
         </w:tc>
       </w:tr>
     </w:tbl>
-    <w:p>
-      <w:pPr>
-        <w:pStyle w:val="Heading1"/>
-      </w:pPr>
-      <w:r>
-        <w:rPr>
-          <w:color w:val="003366"/>
-        </w:rPr>
-        <w:t>Dimension 2: A Typical Day Summary</w:t>
-      </w:r>
-    </w:p>
+    <w:p/>
     <w:p>
       <w:r>
-        <w:t>Flora’s day is a tapestry of domestic labor and retail grit. She wakes between 6:30 AM and 8:00 AM, beginning her day with prayer (H01) and immediately transitioning into a heavy load of house chores and cooking. Her workday is spent at her shop, which she reaches by walking with her children. Her business is acutely sensitive to the environment—rain and bad roads directly impact her patronage and energy levels. Evenings are dedicated to family gisting, preparing dinner, and managing the chronic anxiety of phone charging.</w:t>
-      </w:r>
-    </w:p>
-    <w:p>
-      <w:r>
-        <w:t>**The Morning (6:30 AM - 10:00 AM)**</w:t>
-      </w:r>
-    </w:p>
-    <w:p>
-      <w:r>
-        <w:t>Mornings are for "family and preparation." She wakes her family, prays, cooks, and tidies. The commute is a shared family journey: "I walked to shop with my kids." This journey is often "stressful" due to "muddy and rough" roads following rainfall (C06). Power supply (J01) often determines how her morning starts and how she prepares.</w:t>
-      </w:r>
-    </w:p>
-    <w:p>
-      <w:r>
-        <w:t>**The Afternoon (12:00 PM - 4:00 PM)**</w:t>
-      </w:r>
-    </w:p>
-    <w:p>
-      <w:r>
-        <w:t>The core work period is spent "patiently attending to customers." Her phone is her primary business verification tool; she uses it to "carefully verify transaction alerts" from customers paying via transfer. Poor sales (D02) due to weather or road conditions is her biggest afternoon stressor, leading to "uncomfortable" and "pressured" feelings.</w:t>
-      </w:r>
-    </w:p>
-    <w:p>
-      <w:r>
-        <w:t>**The Evening (6:00 PM - 10:00 PM)**</w:t>
-      </w:r>
-    </w:p>
-    <w:p>
-      <w:r>
-        <w:t>Closing from work leads back into domesticity. "Made dinner" is the primary evening task. Relaxation is social, consisting of "communicating with family or friends" in person. Preparation for the next day almost always centers on "charging my phone" (J02) to ensure business continuity.</w:t>
+        <w:t>Flora is the most family-embedded respondent in this study. Her diary reads less like a work journal and more like the internal monologue of a woman who carries an entire household on her shoulders. She prays every morning (6/6 days). She cooks every day — breakfast for the family, dinner in the evening — and her evenings are spent making dinner (4/6 days). She walks to her shop with her children in tow, navigating "muddy and rough" roads while simultaneously managing a business that depends on her phone for payment verification. Her husband is mentioned only in the context of phone calls to "check up on" him, suggesting he works away from home, leaving Flora as the sole operational parent.</w:t>
       </w:r>
     </w:p>
     <w:p>
@@ -262,13 +322,153 @@
       </w:pPr>
       <w:r>
         <w:rPr>
-          <w:color w:val="003366"/>
+          <w:color w:val="1A476F"/>
         </w:rPr>
-        <w:t>Dimension 3: Frustrations &amp; Pain Points</w:t>
+        <w:t>Dimension 2: A Typical Day</w:t>
+      </w:r>
+    </w:p>
+    <w:p>
+      <w:pPr>
+        <w:pStyle w:val="Heading3"/>
+      </w:pPr>
+      <w:r>
+        <w:rPr>
+          <w:color w:val="2E86AB"/>
+        </w:rPr>
+        <w:t>Morning (06:30 – 10:00)</w:t>
+      </w:r>
+    </w:p>
+    <w:p>
+      <w:r>
+        <w:t>Flora wakes between 6:30 and 8:00 AM, consistently starting with prayer (6/6 days). Unlike respondents who reach for their phones immediately, Flora’s mornings are fully embodied: she prays, does house chores, cooks breakfast, bathes, and dresses her children. On days she uses her phone early, it is to "place a call" — specifically to "check up on husband." This is not casual scrolling; it is a relational obligation performed before the workday begins. How she ended her previous day determines how her morning starts — a pattern that reveals the cumulative toll of exhaustion.</w:t>
+      </w:r>
+    </w:p>
+    <w:p>
+      <w:pPr>
+        <w:spacing w:before="120" w:after="120"/>
+        <w:ind w:left="850"/>
+      </w:pPr>
+      <w:r>
+        <w:rPr>
+          <w:i/>
+          <w:color w:val="555555"/>
+          <w:sz w:val="22"/>
+        </w:rPr>
+        <w:t>“I walked to shop with my kids. It was stressful because the road was muddy and rough due to yesterday’s rain”</w:t>
+      </w:r>
+    </w:p>
+    <w:p>
+      <w:r>
+        <w:t>The commute to her shop is on foot, with her children. On good days it is unremarkable. On rain-affected days, it becomes an ordeal. The road quality directly determines her ability to reach work and — critically — whether customers will come to her. Rain is not just weather for Flora; it is an economic event that reduces both her access to the shop and her customers’ willingness to travel.</w:t>
+      </w:r>
+    </w:p>
+    <w:p>
+      <w:pPr>
+        <w:spacing w:before="120" w:after="120"/>
+        <w:ind w:left="850"/>
+      </w:pPr>
+      <w:r>
+        <w:rPr>
+          <w:i/>
+          <w:color w:val="555555"/>
+          <w:sz w:val="22"/>
+        </w:rPr>
+        <w:t>“I wanted more customers but only few patronised me due to yesterday’s rain”</w:t>
+      </w:r>
+    </w:p>
+    <w:p>
+      <w:pPr>
+        <w:pStyle w:val="Heading3"/>
+      </w:pPr>
+      <w:r>
+        <w:rPr>
+          <w:color w:val="2E86AB"/>
+        </w:rPr>
+        <w:t>Afternoon (10:00 – 16:00)</w:t>
+      </w:r>
+    </w:p>
+    <w:p>
+      <w:r>
+        <w:t>The afternoon is dominated by "patiently attending to customers" and "carefully verifying transaction alerts." Flora’s primary business tool is her phone: customers pay via bank transfer, and she must verify each payment on her device. This makes her phone battery life a direct business requirement. On multiple days, she reports that "no light" prevents charging, and she explicitly names "charging my phone" as her preparation for tomorrow (3/6 days). One day, low battery prevented her from recording a journey to Shagamu — a trip she made with a friend, revealing a rare social outing.</w:t>
+      </w:r>
+    </w:p>
+    <w:p>
+      <w:pPr>
+        <w:spacing w:before="120" w:after="120"/>
+        <w:ind w:left="850"/>
+      </w:pPr>
+      <w:r>
+        <w:rPr>
+          <w:i/>
+          <w:color w:val="555555"/>
+          <w:sz w:val="22"/>
+        </w:rPr>
+        <w:t>“I wanted to use my phone to record”</w:t>
+      </w:r>
+    </w:p>
+    <w:p>
+      <w:pPr>
+        <w:spacing w:before="120" w:after="120"/>
+        <w:ind w:left="850"/>
+      </w:pPr>
+      <w:r>
+        <w:rPr>
+          <w:i/>
+          <w:color w:val="555555"/>
+          <w:sz w:val="22"/>
+        </w:rPr>
+        <w:t>“I wanted to use electric cooker but I couldn’t because there was no light”</w:t>
+      </w:r>
+    </w:p>
+    <w:p>
+      <w:r>
+        <w:t>Power outages don’t just affect her phone — they affect her cooking. On one day, she "couldn’t cook quick because there was no light," forcing her to abandon the electric cooker. This is a uniquely gendered infrastructure burden: for Flora, power failure simultaneously threatens her business (phone dies), her domestic duty (can’t cook), and her emotional state ("I will feel a little bit sad").</w:t>
+      </w:r>
+    </w:p>
+    <w:p>
+      <w:pPr>
+        <w:pStyle w:val="Heading3"/>
+      </w:pPr>
+      <w:r>
+        <w:rPr>
+          <w:color w:val="2E86AB"/>
+        </w:rPr>
+        <w:t>Evening (18:00 – 22:00)</w:t>
+      </w:r>
+    </w:p>
+    <w:p>
+      <w:r>
+        <w:t>Evenings are for family restoration. Flora "made dinner" on 4/6 evenings — the most consistent evening activity of any respondent. Her relaxation is deeply social: she "communicated with family or friends" (3/6 days) and "watched movies" together with her family (2/6 days). She chats with friends on WhatsApp and watches comedy content. Her preparation for tomorrow is almost always the same phrase: "To charge my phone" (3/6 days). This single repeated sentence captures her entire infrastructure anxiety.</w:t>
+      </w:r>
+    </w:p>
+    <w:p>
+      <w:pPr>
+        <w:spacing w:before="120" w:after="120"/>
+        <w:ind w:left="850"/>
+      </w:pPr>
+      <w:r>
+        <w:rPr>
+          <w:i/>
+          <w:color w:val="555555"/>
+          <w:sz w:val="22"/>
+        </w:rPr>
+        <w:t>“To charge my phone”</w:t>
+      </w:r>
+    </w:p>
+    <w:p>
+      <w:pPr>
+        <w:pStyle w:val="Heading1"/>
+      </w:pPr>
+      <w:r>
+        <w:rPr>
+          <w:color w:val="1A476F"/>
+        </w:rPr>
+        <w:t>Dimension 3: Goals &amp; Motivations</w:t>
       </w:r>
     </w:p>
     <w:tbl>
       <w:tblPr>
+        <w:tblStyle w:val="LightGrid-Accent1"/>
         <w:tblW w:type="auto" w:w="0"/>
         <w:jc w:val="center"/>
         <w:tblLook w:firstColumn="1" w:firstRow="1" w:lastColumn="0" w:lastRow="0" w:noHBand="0" w:noVBand="1" w:val="04A0"/>
@@ -287,8 +487,9 @@
             <w:r>
               <w:rPr>
                 <w:b/>
+                <w:sz w:val="20"/>
               </w:rPr>
-              <w:t>Category</w:t>
+              <w:t>Type</w:t>
             </w:r>
           </w:p>
         </w:tc>
@@ -300,8 +501,9 @@
             <w:r>
               <w:rPr>
                 <w:b/>
+                <w:sz w:val="20"/>
               </w:rPr>
-              <w:t>Detail</w:t>
+              <w:t>Goal</w:t>
             </w:r>
           </w:p>
         </w:tc>
@@ -313,8 +515,9 @@
             <w:r>
               <w:rPr>
                 <w:b/>
+                <w:sz w:val="20"/>
               </w:rPr>
-              <w:t>Consequence</w:t>
+              <w:t>Evidence</w:t>
             </w:r>
           </w:p>
         </w:tc>
@@ -326,7 +529,10 @@
           </w:tcPr>
           <w:p>
             <w:r>
-              <w:t>Category</w:t>
+              <w:rPr>
+                <w:sz w:val="20"/>
+              </w:rPr>
+              <w:t>Daily</w:t>
             </w:r>
           </w:p>
         </w:tc>
@@ -336,7 +542,10 @@
           </w:tcPr>
           <w:p>
             <w:r>
-              <w:t>Specific Pain Point</w:t>
+              <w:rPr>
+                <w:sz w:val="20"/>
+              </w:rPr>
+              <w:t>Feed the family</w:t>
             </w:r>
           </w:p>
         </w:tc>
@@ -346,7 +555,10 @@
           </w:tcPr>
           <w:p>
             <w:r>
-              <w:t>Impact</w:t>
+              <w:rPr>
+                <w:sz w:val="20"/>
+              </w:rPr>
+              <w:t>Cooks breakfast + dinner 6/6 days; "preparing breakfast" is top priority</w:t>
             </w:r>
           </w:p>
         </w:tc>
@@ -358,7 +570,10 @@
           </w:tcPr>
           <w:p>
             <w:r>
-              <w:t>Environmental</w:t>
+              <w:rPr>
+                <w:sz w:val="20"/>
+              </w:rPr>
+              <w:t>Daily</w:t>
             </w:r>
           </w:p>
         </w:tc>
@@ -368,7 +583,10 @@
           </w:tcPr>
           <w:p>
             <w:r>
-              <w:t>Rainfall / Muddy roads (C06)</w:t>
+              <w:rPr>
+                <w:sz w:val="20"/>
+              </w:rPr>
+              <w:t>Verify customer payments</w:t>
             </w:r>
           </w:p>
         </w:tc>
@@ -378,7 +596,10 @@
           </w:tcPr>
           <w:p>
             <w:r>
-              <w:t>Disrupts commute and severely reduces shop patronage.</w:t>
+              <w:rPr>
+                <w:sz w:val="20"/>
+              </w:rPr>
+              <w:t>"carefully verify the transaction alert" — most effort-intensive task</w:t>
             </w:r>
           </w:p>
         </w:tc>
@@ -390,7 +611,10 @@
           </w:tcPr>
           <w:p>
             <w:r>
-              <w:t>Financial</w:t>
+              <w:rPr>
+                <w:sz w:val="20"/>
+              </w:rPr>
+              <w:t>Relational</w:t>
             </w:r>
           </w:p>
         </w:tc>
@@ -400,7 +624,10 @@
           </w:tcPr>
           <w:p>
             <w:r>
-              <w:t>Poor sales / No sales (D02)</w:t>
+              <w:rPr>
+                <w:sz w:val="20"/>
+              </w:rPr>
+              <w:t>Check up on husband</w:t>
             </w:r>
           </w:p>
         </w:tc>
@@ -410,7 +637,10 @@
           </w:tcPr>
           <w:p>
             <w:r>
-              <w:t>Causes emotional stress and restricts household spending.</w:t>
+              <w:rPr>
+                <w:sz w:val="20"/>
+              </w:rPr>
+              <w:t>First phone call of the day is to husband (3/6 days)</w:t>
             </w:r>
           </w:p>
         </w:tc>
@@ -422,7 +652,10 @@
           </w:tcPr>
           <w:p>
             <w:r>
-              <w:t>Infrastructure</w:t>
+              <w:rPr>
+                <w:sz w:val="20"/>
+              </w:rPr>
+              <w:t>Financial</w:t>
             </w:r>
           </w:p>
         </w:tc>
@@ -432,7 +665,10 @@
           </w:tcPr>
           <w:p>
             <w:r>
-              <w:t>No light / Charging issues (J01/J02)</w:t>
+              <w:rPr>
+                <w:sz w:val="20"/>
+              </w:rPr>
+              <w:t>Avoid unnecessary spending</w:t>
             </w:r>
           </w:p>
         </w:tc>
@@ -442,7 +678,10 @@
           </w:tcPr>
           <w:p>
             <w:r>
-              <w:t>Disrupts the ability to confirm business transactions.</w:t>
+              <w:rPr>
+                <w:sz w:val="20"/>
+              </w:rPr>
+              <w:t>"Sales was poor and I did not want to spend the little money I made"</w:t>
             </w:r>
           </w:p>
         </w:tc>
@@ -454,7 +693,10 @@
           </w:tcPr>
           <w:p>
             <w:r>
-              <w:t>Physical</w:t>
+              <w:rPr>
+                <w:sz w:val="20"/>
+              </w:rPr>
+              <w:t>Aspirational</w:t>
             </w:r>
           </w:p>
         </w:tc>
@@ -464,7 +706,10 @@
           </w:tcPr>
           <w:p>
             <w:r>
-              <w:t>Weakness / Weak body (F08)</w:t>
+              <w:rPr>
+                <w:sz w:val="20"/>
+              </w:rPr>
+              <w:t>Keep family safe and healthy</w:t>
             </w:r>
           </w:p>
         </w:tc>
@@ -474,26 +719,464 @@
           </w:tcPr>
           <w:p>
             <w:r>
-              <w:t>Leads to "tiredness" and inability to perform morning prayers.</w:t>
+              <w:rPr>
+                <w:sz w:val="20"/>
+              </w:rPr>
+              <w:t>"Things that keep me safe, working and healthy"</w:t>
+            </w:r>
+          </w:p>
+        </w:tc>
+      </w:tr>
+      <w:tr>
+        <w:tc>
+          <w:tcPr>
+            <w:tcW w:type="dxa" w:w="2880"/>
+          </w:tcPr>
+          <w:p>
+            <w:r>
+              <w:rPr>
+                <w:sz w:val="20"/>
+              </w:rPr>
+              <w:t>Personal</w:t>
+            </w:r>
+          </w:p>
+        </w:tc>
+        <w:tc>
+          <w:tcPr>
+            <w:tcW w:type="dxa" w:w="2880"/>
+          </w:tcPr>
+          <w:p>
+            <w:r>
+              <w:rPr>
+                <w:sz w:val="20"/>
+              </w:rPr>
+              <w:t>Sleep and rest</w:t>
+            </w:r>
+          </w:p>
+        </w:tc>
+        <w:tc>
+          <w:tcPr>
+            <w:tcW w:type="dxa" w:w="2880"/>
+          </w:tcPr>
+          <w:p>
+            <w:r>
+              <w:rPr>
+                <w:sz w:val="20"/>
+              </w:rPr>
+              <w:t>"I wanted to sleep" (3/6 days) — rest is aspirational, not guaranteed</w:t>
             </w:r>
           </w:p>
         </w:tc>
       </w:tr>
     </w:tbl>
+    <w:p/>
     <w:p>
       <w:pPr>
         <w:pStyle w:val="Heading1"/>
       </w:pPr>
       <w:r>
         <w:rPr>
-          <w:color w:val="003366"/>
+          <w:color w:val="1A476F"/>
         </w:rPr>
-        <w:t>Dimension 4: Network &amp; Tech Behaviour</w:t>
+        <w:t>Dimension 4: Frustrations &amp; Pain Points</w:t>
       </w:r>
     </w:p>
+    <w:tbl>
+      <w:tblPr>
+        <w:tblStyle w:val="LightGrid-Accent1"/>
+        <w:tblW w:type="auto" w:w="0"/>
+        <w:jc w:val="center"/>
+        <w:tblLook w:firstColumn="1" w:firstRow="1" w:lastColumn="0" w:lastRow="0" w:noHBand="0" w:noVBand="1" w:val="04A0"/>
+      </w:tblPr>
+      <w:tblGrid>
+        <w:gridCol w:w="2880"/>
+        <w:gridCol w:w="2880"/>
+        <w:gridCol w:w="2880"/>
+      </w:tblGrid>
+      <w:tr>
+        <w:tc>
+          <w:tcPr>
+            <w:tcW w:type="dxa" w:w="2880"/>
+          </w:tcPr>
+          <w:p>
+            <w:r>
+              <w:rPr>
+                <w:b/>
+                <w:sz w:val="20"/>
+              </w:rPr>
+              <w:t>Pain Point</w:t>
+            </w:r>
+          </w:p>
+        </w:tc>
+        <w:tc>
+          <w:tcPr>
+            <w:tcW w:type="dxa" w:w="2880"/>
+          </w:tcPr>
+          <w:p>
+            <w:r>
+              <w:rPr>
+                <w:b/>
+                <w:sz w:val="20"/>
+              </w:rPr>
+              <w:t>Frequency</w:t>
+            </w:r>
+          </w:p>
+        </w:tc>
+        <w:tc>
+          <w:tcPr>
+            <w:tcW w:type="dxa" w:w="2880"/>
+          </w:tcPr>
+          <w:p>
+            <w:r>
+              <w:rPr>
+                <w:b/>
+                <w:sz w:val="20"/>
+              </w:rPr>
+              <w:t>Defining Quote</w:t>
+            </w:r>
+          </w:p>
+        </w:tc>
+      </w:tr>
+      <w:tr>
+        <w:tc>
+          <w:tcPr>
+            <w:tcW w:type="dxa" w:w="2880"/>
+          </w:tcPr>
+          <w:p>
+            <w:r>
+              <w:rPr>
+                <w:sz w:val="20"/>
+              </w:rPr>
+              <w:t>Rain — reduces patronage and mobility</w:t>
+            </w:r>
+          </w:p>
+        </w:tc>
+        <w:tc>
+          <w:tcPr>
+            <w:tcW w:type="dxa" w:w="2880"/>
+          </w:tcPr>
+          <w:p>
+            <w:r>
+              <w:rPr>
+                <w:sz w:val="20"/>
+              </w:rPr>
+              <w:t>4/6 days</w:t>
+            </w:r>
+          </w:p>
+        </w:tc>
+        <w:tc>
+          <w:tcPr>
+            <w:tcW w:type="dxa" w:w="2880"/>
+          </w:tcPr>
+          <w:p>
+            <w:r>
+              <w:rPr>
+                <w:sz w:val="20"/>
+              </w:rPr>
+              <w:t>"only few patronised me due to yesterday’s rain"</w:t>
+            </w:r>
+          </w:p>
+        </w:tc>
+      </w:tr>
+      <w:tr>
+        <w:tc>
+          <w:tcPr>
+            <w:tcW w:type="dxa" w:w="2880"/>
+          </w:tcPr>
+          <w:p>
+            <w:r>
+              <w:rPr>
+                <w:sz w:val="20"/>
+              </w:rPr>
+              <w:t>No light / Power outage</w:t>
+            </w:r>
+          </w:p>
+        </w:tc>
+        <w:tc>
+          <w:tcPr>
+            <w:tcW w:type="dxa" w:w="2880"/>
+          </w:tcPr>
+          <w:p>
+            <w:r>
+              <w:rPr>
+                <w:sz w:val="20"/>
+              </w:rPr>
+              <w:t>4/6 days</w:t>
+            </w:r>
+          </w:p>
+        </w:tc>
+        <w:tc>
+          <w:tcPr>
+            <w:tcW w:type="dxa" w:w="2880"/>
+          </w:tcPr>
+          <w:p>
+            <w:r>
+              <w:rPr>
+                <w:sz w:val="20"/>
+              </w:rPr>
+              <w:t>"no light" — prevents cooking, charging, and business</w:t>
+            </w:r>
+          </w:p>
+        </w:tc>
+      </w:tr>
+      <w:tr>
+        <w:tc>
+          <w:tcPr>
+            <w:tcW w:type="dxa" w:w="2880"/>
+          </w:tcPr>
+          <w:p>
+            <w:r>
+              <w:rPr>
+                <w:sz w:val="20"/>
+              </w:rPr>
+              <w:t>Low battery / Charging anxiety</w:t>
+            </w:r>
+          </w:p>
+        </w:tc>
+        <w:tc>
+          <w:tcPr>
+            <w:tcW w:type="dxa" w:w="2880"/>
+          </w:tcPr>
+          <w:p>
+            <w:r>
+              <w:rPr>
+                <w:sz w:val="20"/>
+              </w:rPr>
+              <w:t>3/6 days</w:t>
+            </w:r>
+          </w:p>
+        </w:tc>
+        <w:tc>
+          <w:tcPr>
+            <w:tcW w:type="dxa" w:w="2880"/>
+          </w:tcPr>
+          <w:p>
+            <w:r>
+              <w:rPr>
+                <w:sz w:val="20"/>
+              </w:rPr>
+              <w:t>"To charge my phone" is her #1 prep for tomorrow</w:t>
+            </w:r>
+          </w:p>
+        </w:tc>
+      </w:tr>
+      <w:tr>
+        <w:tc>
+          <w:tcPr>
+            <w:tcW w:type="dxa" w:w="2880"/>
+          </w:tcPr>
+          <w:p>
+            <w:r>
+              <w:rPr>
+                <w:sz w:val="20"/>
+              </w:rPr>
+              <w:t>Poor / Slow sales</w:t>
+            </w:r>
+          </w:p>
+        </w:tc>
+        <w:tc>
+          <w:tcPr>
+            <w:tcW w:type="dxa" w:w="2880"/>
+          </w:tcPr>
+          <w:p>
+            <w:r>
+              <w:rPr>
+                <w:sz w:val="20"/>
+              </w:rPr>
+              <w:t>3/6 days</w:t>
+            </w:r>
+          </w:p>
+        </w:tc>
+        <w:tc>
+          <w:tcPr>
+            <w:tcW w:type="dxa" w:w="2880"/>
+          </w:tcPr>
+          <w:p>
+            <w:r>
+              <w:rPr>
+                <w:sz w:val="20"/>
+              </w:rPr>
+              <w:t>"poor sales," "no sales," "slow sales"</w:t>
+            </w:r>
+          </w:p>
+        </w:tc>
+      </w:tr>
+      <w:tr>
+        <w:tc>
+          <w:tcPr>
+            <w:tcW w:type="dxa" w:w="2880"/>
+          </w:tcPr>
+          <w:p>
+            <w:r>
+              <w:rPr>
+                <w:sz w:val="20"/>
+              </w:rPr>
+              <w:t>Poor network / Bad network</w:t>
+            </w:r>
+          </w:p>
+        </w:tc>
+        <w:tc>
+          <w:tcPr>
+            <w:tcW w:type="dxa" w:w="2880"/>
+          </w:tcPr>
+          <w:p>
+            <w:r>
+              <w:rPr>
+                <w:sz w:val="20"/>
+              </w:rPr>
+              <w:t>3/6 days</w:t>
+            </w:r>
+          </w:p>
+        </w:tc>
+        <w:tc>
+          <w:tcPr>
+            <w:tcW w:type="dxa" w:w="2880"/>
+          </w:tcPr>
+          <w:p>
+            <w:r>
+              <w:rPr>
+                <w:sz w:val="20"/>
+              </w:rPr>
+              <w:t>"poor network" causes stress during business hours</w:t>
+            </w:r>
+          </w:p>
+        </w:tc>
+      </w:tr>
+      <w:tr>
+        <w:tc>
+          <w:tcPr>
+            <w:tcW w:type="dxa" w:w="2880"/>
+          </w:tcPr>
+          <w:p>
+            <w:r>
+              <w:rPr>
+                <w:sz w:val="20"/>
+              </w:rPr>
+              <w:t>Muddy roads after rain</w:t>
+            </w:r>
+          </w:p>
+        </w:tc>
+        <w:tc>
+          <w:tcPr>
+            <w:tcW w:type="dxa" w:w="2880"/>
+          </w:tcPr>
+          <w:p>
+            <w:r>
+              <w:rPr>
+                <w:sz w:val="20"/>
+              </w:rPr>
+              <w:t>1/6 days</w:t>
+            </w:r>
+          </w:p>
+        </w:tc>
+        <w:tc>
+          <w:tcPr>
+            <w:tcW w:type="dxa" w:w="2880"/>
+          </w:tcPr>
+          <w:p>
+            <w:r>
+              <w:rPr>
+                <w:sz w:val="20"/>
+              </w:rPr>
+              <w:t>"the road was muddy and rough" — affects walk to shop with kids</w:t>
+            </w:r>
+          </w:p>
+        </w:tc>
+      </w:tr>
+      <w:tr>
+        <w:tc>
+          <w:tcPr>
+            <w:tcW w:type="dxa" w:w="2880"/>
+          </w:tcPr>
+          <w:p>
+            <w:r>
+              <w:rPr>
+                <w:sz w:val="20"/>
+              </w:rPr>
+              <w:t>No transportation options</w:t>
+            </w:r>
+          </w:p>
+        </w:tc>
+        <w:tc>
+          <w:tcPr>
+            <w:tcW w:type="dxa" w:w="2880"/>
+          </w:tcPr>
+          <w:p>
+            <w:r>
+              <w:rPr>
+                <w:sz w:val="20"/>
+              </w:rPr>
+              <w:t>2/6 days</w:t>
+            </w:r>
+          </w:p>
+        </w:tc>
+        <w:tc>
+          <w:tcPr>
+            <w:tcW w:type="dxa" w:w="2880"/>
+          </w:tcPr>
+          <w:p>
+            <w:r>
+              <w:rPr>
+                <w:sz w:val="20"/>
+              </w:rPr>
+              <w:t>"no transportation" blocks closing-time mobility</w:t>
+            </w:r>
+          </w:p>
+        </w:tc>
+      </w:tr>
+      <w:tr>
+        <w:tc>
+          <w:tcPr>
+            <w:tcW w:type="dxa" w:w="2880"/>
+          </w:tcPr>
+          <w:p>
+            <w:r>
+              <w:rPr>
+                <w:sz w:val="20"/>
+              </w:rPr>
+              <w:t>Phone hanging / recharge failure</w:t>
+            </w:r>
+          </w:p>
+        </w:tc>
+        <w:tc>
+          <w:tcPr>
+            <w:tcW w:type="dxa" w:w="2880"/>
+          </w:tcPr>
+          <w:p>
+            <w:r>
+              <w:rPr>
+                <w:sz w:val="20"/>
+              </w:rPr>
+              <w:t>1/6 days</w:t>
+            </w:r>
+          </w:p>
+        </w:tc>
+        <w:tc>
+          <w:tcPr>
+            <w:tcW w:type="dxa" w:w="2880"/>
+          </w:tcPr>
+          <w:p>
+            <w:r>
+              <w:rPr>
+                <w:sz w:val="20"/>
+              </w:rPr>
+              <w:t>"I couldn’t recharge from bank because my phone was hanging"</w:t>
+            </w:r>
+          </w:p>
+        </w:tc>
+      </w:tr>
+    </w:tbl>
+    <w:p/>
     <w:p>
       <w:r>
-        <w:t>Flora is an MTN user, choosing it for "affordable bundles" and "fast network." Her phone usage is strictly utilitarian: "confirming transaction alerts" and "checking up on her husband/mother/siblings." She rarely uses her phone for entertainment, viewing it instead as a critical professional link.</w:t>
+        <w:rPr>
+          <w:b/>
+          <w:color w:val="CC3300"/>
+        </w:rPr>
+        <w:t xml:space="preserve">Key Insight: </w:t>
+      </w:r>
+      <w:r>
+        <w:t>Flora is the most weather-sensitive respondent in the entire corpus. Rain appears as a direct stressor in 4/6 entries, affecting her in three distinct ways: (1) it makes the walk to shop with her children physically difficult, (2) it reduces customer patronage at her shop, and (3) it leaves muddy roads the following day that continue to deter foot traffic. Combined with power outages (4/6 days), Flora’s business is essentially at the mercy of two environmental factors she cannot control: weather and electricity. Her J02 (Charging Anxiety) code fired 10 times — the joint highest in the study.</w:t>
       </w:r>
     </w:p>
     <w:p>
@@ -502,14 +1185,267 @@
       </w:pPr>
       <w:r>
         <w:rPr>
-          <w:color w:val="003366"/>
+          <w:color w:val="1A476F"/>
         </w:rPr>
-        <w:t>Dimension 5: Finances</w:t>
+        <w:t>Dimension 5: Phone &amp; Network Relationship</w:t>
+      </w:r>
+    </w:p>
+    <w:tbl>
+      <w:tblPr>
+        <w:tblStyle w:val="LightGrid-Accent1"/>
+        <w:tblW w:type="auto" w:w="0"/>
+        <w:jc w:val="center"/>
+        <w:tblLook w:firstColumn="1" w:firstRow="1" w:lastColumn="0" w:lastRow="0" w:noHBand="0" w:noVBand="1" w:val="04A0"/>
+      </w:tblPr>
+      <w:tblGrid>
+        <w:gridCol w:w="4320"/>
+        <w:gridCol w:w="4320"/>
+      </w:tblGrid>
+      <w:tr>
+        <w:tc>
+          <w:tcPr>
+            <w:tcW w:type="dxa" w:w="4320"/>
+          </w:tcPr>
+          <w:p>
+            <w:r>
+              <w:rPr>
+                <w:b/>
+                <w:sz w:val="20"/>
+              </w:rPr>
+              <w:t>Aspect</w:t>
+            </w:r>
+          </w:p>
+        </w:tc>
+        <w:tc>
+          <w:tcPr>
+            <w:tcW w:type="dxa" w:w="4320"/>
+          </w:tcPr>
+          <w:p>
+            <w:r>
+              <w:rPr>
+                <w:b/>
+                <w:sz w:val="20"/>
+              </w:rPr>
+              <w:t>Detail</w:t>
+            </w:r>
+          </w:p>
+        </w:tc>
+      </w:tr>
+      <w:tr>
+        <w:tc>
+          <w:tcPr>
+            <w:tcW w:type="dxa" w:w="4320"/>
+          </w:tcPr>
+          <w:p>
+            <w:r>
+              <w:rPr>
+                <w:sz w:val="20"/>
+              </w:rPr>
+              <w:t>Primary network (calls)</w:t>
+            </w:r>
+          </w:p>
+        </w:tc>
+        <w:tc>
+          <w:tcPr>
+            <w:tcW w:type="dxa" w:w="4320"/>
+          </w:tcPr>
+          <w:p>
+            <w:r>
+              <w:rPr>
+                <w:sz w:val="20"/>
+              </w:rPr>
+              <w:t>Glo — "that’s the number I use" (identity-based loyalty)</w:t>
+            </w:r>
+          </w:p>
+        </w:tc>
+      </w:tr>
+      <w:tr>
+        <w:tc>
+          <w:tcPr>
+            <w:tcW w:type="dxa" w:w="4320"/>
+          </w:tcPr>
+          <w:p>
+            <w:r>
+              <w:rPr>
+                <w:sz w:val="20"/>
+              </w:rPr>
+              <w:t>Secondary network (data)</w:t>
+            </w:r>
+          </w:p>
+        </w:tc>
+        <w:tc>
+          <w:tcPr>
+            <w:tcW w:type="dxa" w:w="4320"/>
+          </w:tcPr>
+          <w:p>
+            <w:r>
+              <w:rPr>
+                <w:sz w:val="20"/>
+              </w:rPr>
+              <w:t>MTN — "fast network," "affordable bundles," "the best network"</w:t>
+            </w:r>
+          </w:p>
+        </w:tc>
+      </w:tr>
+      <w:tr>
+        <w:tc>
+          <w:tcPr>
+            <w:tcW w:type="dxa" w:w="4320"/>
+          </w:tcPr>
+          <w:p>
+            <w:r>
+              <w:rPr>
+                <w:sz w:val="20"/>
+              </w:rPr>
+              <w:t>Multi-SIM</w:t>
+            </w:r>
+          </w:p>
+        </w:tc>
+        <w:tc>
+          <w:tcPr>
+            <w:tcW w:type="dxa" w:w="4320"/>
+          </w:tcPr>
+          <w:p>
+            <w:r>
+              <w:rPr>
+                <w:sz w:val="20"/>
+              </w:rPr>
+              <w:t>YES — strategic: Glo for calls/identity, MTN for data/internet</w:t>
+            </w:r>
+          </w:p>
+        </w:tc>
+      </w:tr>
+      <w:tr>
+        <w:tc>
+          <w:tcPr>
+            <w:tcW w:type="dxa" w:w="4320"/>
+          </w:tcPr>
+          <w:p>
+            <w:r>
+              <w:rPr>
+                <w:sz w:val="20"/>
+              </w:rPr>
+              <w:t>Phone on waking</w:t>
+            </w:r>
+          </w:p>
+        </w:tc>
+        <w:tc>
+          <w:tcPr>
+            <w:tcW w:type="dxa" w:w="4320"/>
+          </w:tcPr>
+          <w:p>
+            <w:r>
+              <w:rPr>
+                <w:sz w:val="20"/>
+              </w:rPr>
+              <w:t>Mixed — 3/6 days NO (domestic duties first); 3/6 YES (call husband)</w:t>
+            </w:r>
+          </w:p>
+        </w:tc>
+      </w:tr>
+      <w:tr>
+        <w:tc>
+          <w:tcPr>
+            <w:tcW w:type="dxa" w:w="4320"/>
+          </w:tcPr>
+          <w:p>
+            <w:r>
+              <w:rPr>
+                <w:sz w:val="20"/>
+              </w:rPr>
+              <w:t>Phone as work tool</w:t>
+            </w:r>
+          </w:p>
+        </w:tc>
+        <w:tc>
+          <w:tcPr>
+            <w:tcW w:type="dxa" w:w="4320"/>
+          </w:tcPr>
+          <w:p>
+            <w:r>
+              <w:rPr>
+                <w:sz w:val="20"/>
+              </w:rPr>
+              <w:t>"verifying customers transactions and making calls," "making transactions"</w:t>
+            </w:r>
+          </w:p>
+        </w:tc>
+      </w:tr>
+      <w:tr>
+        <w:tc>
+          <w:tcPr>
+            <w:tcW w:type="dxa" w:w="4320"/>
+          </w:tcPr>
+          <w:p>
+            <w:r>
+              <w:rPr>
+                <w:sz w:val="20"/>
+              </w:rPr>
+              <w:t>Phone for leisure</w:t>
+            </w:r>
+          </w:p>
+        </w:tc>
+        <w:tc>
+          <w:tcPr>
+            <w:tcW w:type="dxa" w:w="4320"/>
+          </w:tcPr>
+          <w:p>
+            <w:r>
+              <w:rPr>
+                <w:sz w:val="20"/>
+              </w:rPr>
+              <w:t>Minimal: comedy (2/6), TikTok (1/6), browsing (1/6). No entertainment on 3/6 days</w:t>
+            </w:r>
+          </w:p>
+        </w:tc>
+      </w:tr>
+      <w:tr>
+        <w:tc>
+          <w:tcPr>
+            <w:tcW w:type="dxa" w:w="4320"/>
+          </w:tcPr>
+          <w:p>
+            <w:r>
+              <w:rPr>
+                <w:sz w:val="20"/>
+              </w:rPr>
+              <w:t>Phone charged on waking</w:t>
+            </w:r>
+          </w:p>
+        </w:tc>
+        <w:tc>
+          <w:tcPr>
+            <w:tcW w:type="dxa" w:w="4320"/>
+          </w:tcPr>
+          <w:p>
+            <w:r>
+              <w:rPr>
+                <w:sz w:val="20"/>
+              </w:rPr>
+              <w:t>Yes (4/6 days) but charging challenges on 4/6 days — precarious</w:t>
+            </w:r>
+          </w:p>
+        </w:tc>
+      </w:tr>
+    </w:tbl>
+    <w:p/>
+    <w:p>
+      <w:r>
+        <w:t>Flora’s network loyalty is split and strategic. Her Glo line is her identity — "that’s the number I use" — but she knows MTN is faster and more affordable for data. On different days she uses different networks depending on the task: Glo for personal/family calls, MTN for business internet and browsing. She even noted that calls via data are "free" and you can "chat for a long time," showing a sophisticated understanding of VoIP economics. Her phone is strictly a utility tool — entertainment usage is among the lowest in the study.</w:t>
       </w:r>
     </w:p>
     <w:p>
+      <w:pPr>
+        <w:spacing w:before="120" w:after="120"/>
+        <w:ind w:left="850"/>
+      </w:pPr>
       <w:r>
-        <w:t>Flora is a "Protective Spender." She prefers to eat food available at home rather than spend the "little money" made on a slow sales day. Her spending is focused on "dinner items" and necessary "transportation" when walking is not feasible.</w:t>
+        <w:rPr>
+          <w:i/>
+          <w:color w:val="555555"/>
+          <w:sz w:val="22"/>
+        </w:rPr>
+        <w:t>“Because call is free with data and you can chat for a long time”</w:t>
       </w:r>
     </w:p>
     <w:p>
@@ -518,14 +1454,232 @@
       </w:pPr>
       <w:r>
         <w:rPr>
-          <w:color w:val="003366"/>
+          <w:color w:val="1A476F"/>
         </w:rPr>
-        <w:t>Dimension 6: Communication Profile</w:t>
+        <w:t>Dimension 6: Financial Behaviour</w:t>
       </w:r>
     </w:p>
+    <w:tbl>
+      <w:tblPr>
+        <w:tblStyle w:val="LightGrid-Accent1"/>
+        <w:tblW w:type="auto" w:w="0"/>
+        <w:jc w:val="center"/>
+        <w:tblLook w:firstColumn="1" w:firstRow="1" w:lastColumn="0" w:lastRow="0" w:noHBand="0" w:noVBand="1" w:val="04A0"/>
+      </w:tblPr>
+      <w:tblGrid>
+        <w:gridCol w:w="4320"/>
+        <w:gridCol w:w="4320"/>
+      </w:tblGrid>
+      <w:tr>
+        <w:tc>
+          <w:tcPr>
+            <w:tcW w:type="dxa" w:w="4320"/>
+          </w:tcPr>
+          <w:p>
+            <w:r>
+              <w:rPr>
+                <w:b/>
+                <w:sz w:val="20"/>
+              </w:rPr>
+              <w:t>Aspect</w:t>
+            </w:r>
+          </w:p>
+        </w:tc>
+        <w:tc>
+          <w:tcPr>
+            <w:tcW w:type="dxa" w:w="4320"/>
+          </w:tcPr>
+          <w:p>
+            <w:r>
+              <w:rPr>
+                <w:b/>
+                <w:sz w:val="20"/>
+              </w:rPr>
+              <w:t>Detail</w:t>
+            </w:r>
+          </w:p>
+        </w:tc>
+      </w:tr>
+      <w:tr>
+        <w:tc>
+          <w:tcPr>
+            <w:tcW w:type="dxa" w:w="4320"/>
+          </w:tcPr>
+          <w:p>
+            <w:r>
+              <w:rPr>
+                <w:sz w:val="20"/>
+              </w:rPr>
+              <w:t>Spending frequency</w:t>
+            </w:r>
+          </w:p>
+        </w:tc>
+        <w:tc>
+          <w:tcPr>
+            <w:tcW w:type="dxa" w:w="4320"/>
+          </w:tcPr>
+          <w:p>
+            <w:r>
+              <w:rPr>
+                <w:sz w:val="20"/>
+              </w:rPr>
+              <w:t>4/6 days — moderate, focused on essentials</w:t>
+            </w:r>
+          </w:p>
+        </w:tc>
+      </w:tr>
+      <w:tr>
+        <w:tc>
+          <w:tcPr>
+            <w:tcW w:type="dxa" w:w="4320"/>
+          </w:tcPr>
+          <w:p>
+            <w:r>
+              <w:rPr>
+                <w:sz w:val="20"/>
+              </w:rPr>
+              <w:t>Primary spend</w:t>
+            </w:r>
+          </w:p>
+        </w:tc>
+        <w:tc>
+          <w:tcPr>
+            <w:tcW w:type="dxa" w:w="4320"/>
+          </w:tcPr>
+          <w:p>
+            <w:r>
+              <w:rPr>
+                <w:sz w:val="20"/>
+              </w:rPr>
+              <w:t>Food for dinner — "getting food to eat," "buying food for dinner"</w:t>
+            </w:r>
+          </w:p>
+        </w:tc>
+      </w:tr>
+      <w:tr>
+        <w:tc>
+          <w:tcPr>
+            <w:tcW w:type="dxa" w:w="4320"/>
+          </w:tcPr>
+          <w:p>
+            <w:r>
+              <w:rPr>
+                <w:sz w:val="20"/>
+              </w:rPr>
+              <w:t>Secondary spend</w:t>
+            </w:r>
+          </w:p>
+        </w:tc>
+        <w:tc>
+          <w:tcPr>
+            <w:tcW w:type="dxa" w:w="4320"/>
+          </w:tcPr>
+          <w:p>
+            <w:r>
+              <w:rPr>
+                <w:sz w:val="20"/>
+              </w:rPr>
+              <w:t>Airtime, transportation — "food and airtime" are essential</w:t>
+            </w:r>
+          </w:p>
+        </w:tc>
+      </w:tr>
+      <w:tr>
+        <w:tc>
+          <w:tcPr>
+            <w:tcW w:type="dxa" w:w="4320"/>
+          </w:tcPr>
+          <w:p>
+            <w:r>
+              <w:rPr>
+                <w:sz w:val="20"/>
+              </w:rPr>
+              <w:t>Non-spending logic</w:t>
+            </w:r>
+          </w:p>
+        </w:tc>
+        <w:tc>
+          <w:tcPr>
+            <w:tcW w:type="dxa" w:w="4320"/>
+          </w:tcPr>
+          <w:p>
+            <w:r>
+              <w:rPr>
+                <w:sz w:val="20"/>
+              </w:rPr>
+              <w:t>"Sales was poor and I did not want to spend the little money I made"</w:t>
+            </w:r>
+          </w:p>
+        </w:tc>
+      </w:tr>
+      <w:tr>
+        <w:tc>
+          <w:tcPr>
+            <w:tcW w:type="dxa" w:w="4320"/>
+          </w:tcPr>
+          <w:p>
+            <w:r>
+              <w:rPr>
+                <w:sz w:val="20"/>
+              </w:rPr>
+              <w:t>Resourcefulness</w:t>
+            </w:r>
+          </w:p>
+        </w:tc>
+        <w:tc>
+          <w:tcPr>
+            <w:tcW w:type="dxa" w:w="4320"/>
+          </w:tcPr>
+          <w:p>
+            <w:r>
+              <w:rPr>
+                <w:sz w:val="20"/>
+              </w:rPr>
+              <w:t>"We make use of the food stuffs we have at home" — avoids spending when possible</w:t>
+            </w:r>
+          </w:p>
+        </w:tc>
+      </w:tr>
+      <w:tr>
+        <w:tc>
+          <w:tcPr>
+            <w:tcW w:type="dxa" w:w="4320"/>
+          </w:tcPr>
+          <w:p>
+            <w:r>
+              <w:rPr>
+                <w:sz w:val="20"/>
+              </w:rPr>
+              <w:t>Pain point</w:t>
+            </w:r>
+          </w:p>
+        </w:tc>
+        <w:tc>
+          <w:tcPr>
+            <w:tcW w:type="dxa" w:w="4320"/>
+          </w:tcPr>
+          <w:p>
+            <w:r>
+              <w:rPr>
+                <w:sz w:val="20"/>
+              </w:rPr>
+              <w:t>"sudden increase in prices" and "low battery" blocking bank transactions</w:t>
+            </w:r>
+          </w:p>
+        </w:tc>
+      </w:tr>
+    </w:tbl>
+    <w:p/>
     <w:p>
       <w:r>
-        <w:t>Deeply relational communication. She prioritizes gisting with her family and "checking up" on her mother and siblings via calls. Business communication is functional, focused on verifying "customer calls" and "transaction alerts."</w:t>
+        <w:rPr>
+          <w:b/>
+          <w:color w:val="CC3300"/>
+        </w:rPr>
+        <w:t xml:space="preserve">Key Insight: </w:t>
+      </w:r>
+      <w:r>
+        <w:t>Flora operates on a "conservation-first" financial model. Unlike Adeola’s replacement economics, Flora’s strategy is to avoid spending altogether when sales are poor. She uses "food stuffs we have at home" and deliberately withholds spending on slow days. This means her financial wellbeing is entirely tethered to daily sales volume — there is no buffer, no credit facility, no savings to draw on. When she does spend, it is exclusively on food and communication (airtime/data), which she considers equally essential.</w:t>
       </w:r>
     </w:p>
     <w:p>
@@ -534,14 +1688,239 @@
       </w:pPr>
       <w:r>
         <w:rPr>
-          <w:color w:val="003366"/>
+          <w:color w:val="1A476F"/>
         </w:rPr>
-        <w:t>Dimension 7: Emotional Profile</w:t>
+        <w:t>Dimension 7: Communication Style</w:t>
+      </w:r>
+    </w:p>
+    <w:tbl>
+      <w:tblPr>
+        <w:tblStyle w:val="LightGrid-Accent1"/>
+        <w:tblW w:type="auto" w:w="0"/>
+        <w:jc w:val="center"/>
+        <w:tblLook w:firstColumn="1" w:firstRow="1" w:lastColumn="0" w:lastRow="0" w:noHBand="0" w:noVBand="1" w:val="04A0"/>
+      </w:tblPr>
+      <w:tblGrid>
+        <w:gridCol w:w="4320"/>
+        <w:gridCol w:w="4320"/>
+      </w:tblGrid>
+      <w:tr>
+        <w:tc>
+          <w:tcPr>
+            <w:tcW w:type="dxa" w:w="4320"/>
+          </w:tcPr>
+          <w:p>
+            <w:r>
+              <w:rPr>
+                <w:b/>
+                <w:sz w:val="20"/>
+              </w:rPr>
+              <w:t>Aspect</w:t>
+            </w:r>
+          </w:p>
+        </w:tc>
+        <w:tc>
+          <w:tcPr>
+            <w:tcW w:type="dxa" w:w="4320"/>
+          </w:tcPr>
+          <w:p>
+            <w:r>
+              <w:rPr>
+                <w:b/>
+                <w:sz w:val="20"/>
+              </w:rPr>
+              <w:t>Detail</w:t>
+            </w:r>
+          </w:p>
+        </w:tc>
+      </w:tr>
+      <w:tr>
+        <w:tc>
+          <w:tcPr>
+            <w:tcW w:type="dxa" w:w="4320"/>
+          </w:tcPr>
+          <w:p>
+            <w:r>
+              <w:rPr>
+                <w:sz w:val="20"/>
+              </w:rPr>
+              <w:t>Primary method</w:t>
+            </w:r>
+          </w:p>
+        </w:tc>
+        <w:tc>
+          <w:tcPr>
+            <w:tcW w:type="dxa" w:w="4320"/>
+          </w:tcPr>
+          <w:p>
+            <w:r>
+              <w:rPr>
+                <w:sz w:val="20"/>
+              </w:rPr>
+              <w:t>In-person (family, customers at shop) + Calls (husband, friends)</w:t>
+            </w:r>
+          </w:p>
+        </w:tc>
+      </w:tr>
+      <w:tr>
+        <w:tc>
+          <w:tcPr>
+            <w:tcW w:type="dxa" w:w="4320"/>
+          </w:tcPr>
+          <w:p>
+            <w:r>
+              <w:rPr>
+                <w:sz w:val="20"/>
+              </w:rPr>
+              <w:t>WhatsApp usage</w:t>
+            </w:r>
+          </w:p>
+        </w:tc>
+        <w:tc>
+          <w:tcPr>
+            <w:tcW w:type="dxa" w:w="4320"/>
+          </w:tcPr>
+          <w:p>
+            <w:r>
+              <w:rPr>
+                <w:sz w:val="20"/>
+              </w:rPr>
+              <w:t>Used for planning trips ("chatted with my friend about travelling to Shagamu")</w:t>
+            </w:r>
+          </w:p>
+        </w:tc>
+      </w:tr>
+      <w:tr>
+        <w:tc>
+          <w:tcPr>
+            <w:tcW w:type="dxa" w:w="4320"/>
+          </w:tcPr>
+          <w:p>
+            <w:r>
+              <w:rPr>
+                <w:sz w:val="20"/>
+              </w:rPr>
+              <w:t>Who she contacts</w:t>
+            </w:r>
+          </w:p>
+        </w:tc>
+        <w:tc>
+          <w:tcPr>
+            <w:tcW w:type="dxa" w:w="4320"/>
+          </w:tcPr>
+          <w:p>
+            <w:r>
+              <w:rPr>
+                <w:sz w:val="20"/>
+              </w:rPr>
+              <w:t>Husband, family, friends, customers — deeply relational network</w:t>
+            </w:r>
+          </w:p>
+        </w:tc>
+      </w:tr>
+      <w:tr>
+        <w:tc>
+          <w:tcPr>
+            <w:tcW w:type="dxa" w:w="4320"/>
+          </w:tcPr>
+          <w:p>
+            <w:r>
+              <w:rPr>
+                <w:sz w:val="20"/>
+              </w:rPr>
+              <w:t>Call duration</w:t>
+            </w:r>
+          </w:p>
+        </w:tc>
+        <w:tc>
+          <w:tcPr>
+            <w:tcW w:type="dxa" w:w="4320"/>
+          </w:tcPr>
+          <w:p>
+            <w:r>
+              <w:rPr>
+                <w:sz w:val="20"/>
+              </w:rPr>
+              <w:t>5–42 minutes — longest calls are planned family discussions</w:t>
+            </w:r>
+          </w:p>
+        </w:tc>
+      </w:tr>
+      <w:tr>
+        <w:tc>
+          <w:tcPr>
+            <w:tcW w:type="dxa" w:w="4320"/>
+          </w:tcPr>
+          <w:p>
+            <w:r>
+              <w:rPr>
+                <w:sz w:val="20"/>
+              </w:rPr>
+              <w:t>Conversation style</w:t>
+            </w:r>
+          </w:p>
+        </w:tc>
+        <w:tc>
+          <w:tcPr>
+            <w:tcW w:type="dxa" w:w="4320"/>
+          </w:tcPr>
+          <w:p>
+            <w:r>
+              <w:rPr>
+                <w:sz w:val="20"/>
+              </w:rPr>
+              <w:t>"Discussion with family was planned while customer calls was random"</w:t>
+            </w:r>
+          </w:p>
+        </w:tc>
+      </w:tr>
+      <w:tr>
+        <w:tc>
+          <w:tcPr>
+            <w:tcW w:type="dxa" w:w="4320"/>
+          </w:tcPr>
+          <w:p>
+            <w:r>
+              <w:rPr>
+                <w:sz w:val="20"/>
+              </w:rPr>
+              <w:t>Unique pattern</w:t>
+            </w:r>
+          </w:p>
+        </w:tc>
+        <w:tc>
+          <w:tcPr>
+            <w:tcW w:type="dxa" w:w="4320"/>
+          </w:tcPr>
+          <w:p>
+            <w:r>
+              <w:rPr>
+                <w:sz w:val="20"/>
+              </w:rPr>
+              <w:t>Gists with friends "on my way to market" — walking is social time</w:t>
+            </w:r>
+          </w:p>
+        </w:tc>
+      </w:tr>
+    </w:tbl>
+    <w:p/>
+    <w:p>
+      <w:r>
+        <w:t>Flora’s communication reveals a woman whose social world is tightly woven into her daily routine. She doesn’t set aside "social time" — instead, she gists with friends while walking to the market, discusses dinner plans with her husband via phone, and chats with church members in person. Her 42-minute call was a planned family discussion, showing that she invests heavily in relational maintenance. Her most revealing communication moment was "discussing breakfast plans with my family and business transactions with my customers" — family and business in the same breath, inseparable.</w:t>
       </w:r>
     </w:p>
     <w:p>
+      <w:pPr>
+        <w:spacing w:before="120" w:after="120"/>
+        <w:ind w:left="850"/>
+      </w:pPr>
       <w:r>
-        <w:t>Flora experiences a high degree of "Environmental Resignation." She accepts the "rough roads" and "no light" as part of her daily struggle. She feels "productive and satisfied" when she can meet with family or when sales are healthy, but is prone to "weakness" when tired.</w:t>
+        <w:rPr>
+          <w:i/>
+          <w:color w:val="555555"/>
+          <w:sz w:val="22"/>
+        </w:rPr>
+        <w:t>“Discussed dinner with my husband and gisted with my friends on my way to market”</w:t>
       </w:r>
     </w:p>
     <w:p>
@@ -550,29 +1929,335 @@
       </w:pPr>
       <w:r>
         <w:rPr>
-          <w:color w:val="003366"/>
+          <w:color w:val="1A476F"/>
         </w:rPr>
-        <w:t>Dimension 8: Thematic Code Profile</w:t>
+        <w:t>Dimension 8: Emotional Profile &amp; Stress Map</w:t>
+      </w:r>
+    </w:p>
+    <w:p>
+      <w:pPr>
+        <w:pStyle w:val="Heading3"/>
+      </w:pPr>
+      <w:r>
+        <w:rPr>
+          <w:color w:val="2E86AB"/>
+        </w:rPr>
+        <w:t>Daily Emotional Arc</w:t>
+      </w:r>
+    </w:p>
+    <w:tbl>
+      <w:tblPr>
+        <w:tblStyle w:val="LightGrid-Accent1"/>
+        <w:tblW w:type="auto" w:w="0"/>
+        <w:jc w:val="center"/>
+        <w:tblLook w:firstColumn="1" w:firstRow="1" w:lastColumn="0" w:lastRow="0" w:noHBand="0" w:noVBand="1" w:val="04A0"/>
+      </w:tblPr>
+      <w:tblGrid>
+        <w:gridCol w:w="2880"/>
+        <w:gridCol w:w="2880"/>
+        <w:gridCol w:w="2880"/>
+      </w:tblGrid>
+      <w:tr>
+        <w:tc>
+          <w:tcPr>
+            <w:tcW w:type="dxa" w:w="2880"/>
+          </w:tcPr>
+          <w:p>
+            <w:r>
+              <w:rPr>
+                <w:b/>
+                <w:sz w:val="20"/>
+              </w:rPr>
+              <w:t>Time Block</w:t>
+            </w:r>
+          </w:p>
+        </w:tc>
+        <w:tc>
+          <w:tcPr>
+            <w:tcW w:type="dxa" w:w="2880"/>
+          </w:tcPr>
+          <w:p>
+            <w:r>
+              <w:rPr>
+                <w:b/>
+                <w:sz w:val="20"/>
+              </w:rPr>
+              <w:t>Emotion</w:t>
+            </w:r>
+          </w:p>
+        </w:tc>
+        <w:tc>
+          <w:tcPr>
+            <w:tcW w:type="dxa" w:w="2880"/>
+          </w:tcPr>
+          <w:p>
+            <w:r>
+              <w:rPr>
+                <w:b/>
+                <w:sz w:val="20"/>
+              </w:rPr>
+              <w:t>Evidence</w:t>
+            </w:r>
+          </w:p>
+        </w:tc>
+      </w:tr>
+      <w:tr>
+        <w:tc>
+          <w:tcPr>
+            <w:tcW w:type="dxa" w:w="2880"/>
+          </w:tcPr>
+          <w:p>
+            <w:r>
+              <w:rPr>
+                <w:sz w:val="20"/>
+              </w:rPr>
+              <w:t>Wake-up</w:t>
+            </w:r>
+          </w:p>
+        </w:tc>
+        <w:tc>
+          <w:tcPr>
+            <w:tcW w:type="dxa" w:w="2880"/>
+          </w:tcPr>
+          <w:p>
+            <w:r>
+              <w:rPr>
+                <w:sz w:val="20"/>
+              </w:rPr>
+              <w:t>Peaceful/Happy: Peaceful (2/6), Happy (2/6), Relaxed (1/6), Tired (1/6)</w:t>
+            </w:r>
+          </w:p>
+        </w:tc>
+        <w:tc>
+          <w:tcPr>
+            <w:tcW w:type="dxa" w:w="2880"/>
+          </w:tcPr>
+          <w:p>
+            <w:r>
+              <w:rPr>
+                <w:sz w:val="20"/>
+              </w:rPr>
+              <w:t>Starts well but tiredness from previous day carries over</w:t>
+            </w:r>
+          </w:p>
+        </w:tc>
+      </w:tr>
+      <w:tr>
+        <w:tc>
+          <w:tcPr>
+            <w:tcW w:type="dxa" w:w="2880"/>
+          </w:tcPr>
+          <w:p>
+            <w:r>
+              <w:rPr>
+                <w:sz w:val="20"/>
+              </w:rPr>
+              <w:t>Morning</w:t>
+            </w:r>
+          </w:p>
+        </w:tc>
+        <w:tc>
+          <w:tcPr>
+            <w:tcW w:type="dxa" w:w="2880"/>
+          </w:tcPr>
+          <w:p>
+            <w:r>
+              <w:rPr>
+                <w:sz w:val="20"/>
+              </w:rPr>
+              <w:t>Purposeful and nurturing</w:t>
+            </w:r>
+          </w:p>
+        </w:tc>
+        <w:tc>
+          <w:tcPr>
+            <w:tcW w:type="dxa" w:w="2880"/>
+          </w:tcPr>
+          <w:p>
+            <w:r>
+              <w:rPr>
+                <w:sz w:val="20"/>
+              </w:rPr>
+              <w:t>Prayer, cooking, children — a deeply maternal morning ritual</w:t>
+            </w:r>
+          </w:p>
+        </w:tc>
+      </w:tr>
+      <w:tr>
+        <w:tc>
+          <w:tcPr>
+            <w:tcW w:type="dxa" w:w="2880"/>
+          </w:tcPr>
+          <w:p>
+            <w:r>
+              <w:rPr>
+                <w:sz w:val="20"/>
+              </w:rPr>
+              <w:t>Mid-day</w:t>
+            </w:r>
+          </w:p>
+        </w:tc>
+        <w:tc>
+          <w:tcPr>
+            <w:tcW w:type="dxa" w:w="2880"/>
+          </w:tcPr>
+          <w:p>
+            <w:r>
+              <w:rPr>
+                <w:sz w:val="20"/>
+              </w:rPr>
+              <w:t>Patient but anxious</w:t>
+            </w:r>
+          </w:p>
+        </w:tc>
+        <w:tc>
+          <w:tcPr>
+            <w:tcW w:type="dxa" w:w="2880"/>
+          </w:tcPr>
+          <w:p>
+            <w:r>
+              <w:rPr>
+                <w:sz w:val="20"/>
+              </w:rPr>
+              <w:t>"Patiently attending to customers" — waiting is her work</w:t>
+            </w:r>
+          </w:p>
+        </w:tc>
+      </w:tr>
+      <w:tr>
+        <w:tc>
+          <w:tcPr>
+            <w:tcW w:type="dxa" w:w="2880"/>
+          </w:tcPr>
+          <w:p>
+            <w:r>
+              <w:rPr>
+                <w:sz w:val="20"/>
+              </w:rPr>
+              <w:t>Afternoon</w:t>
+            </w:r>
+          </w:p>
+        </w:tc>
+        <w:tc>
+          <w:tcPr>
+            <w:tcW w:type="dxa" w:w="2880"/>
+          </w:tcPr>
+          <w:p>
+            <w:r>
+              <w:rPr>
+                <w:sz w:val="20"/>
+              </w:rPr>
+              <w:t>Environmentally stressed</w:t>
+            </w:r>
+          </w:p>
+        </w:tc>
+        <w:tc>
+          <w:tcPr>
+            <w:tcW w:type="dxa" w:w="2880"/>
+          </w:tcPr>
+          <w:p>
+            <w:r>
+              <w:rPr>
+                <w:sz w:val="20"/>
+              </w:rPr>
+              <w:t>Rain, no light, low battery — external forces control her mood</w:t>
+            </w:r>
+          </w:p>
+        </w:tc>
+      </w:tr>
+      <w:tr>
+        <w:tc>
+          <w:tcPr>
+            <w:tcW w:type="dxa" w:w="2880"/>
+          </w:tcPr>
+          <w:p>
+            <w:r>
+              <w:rPr>
+                <w:sz w:val="20"/>
+              </w:rPr>
+              <w:t>Evening</w:t>
+            </w:r>
+          </w:p>
+        </w:tc>
+        <w:tc>
+          <w:tcPr>
+            <w:tcW w:type="dxa" w:w="2880"/>
+          </w:tcPr>
+          <w:p>
+            <w:r>
+              <w:rPr>
+                <w:sz w:val="20"/>
+              </w:rPr>
+              <w:t>Warm and social</w:t>
+            </w:r>
+          </w:p>
+        </w:tc>
+        <w:tc>
+          <w:tcPr>
+            <w:tcW w:type="dxa" w:w="2880"/>
+          </w:tcPr>
+          <w:p>
+            <w:r>
+              <w:rPr>
+                <w:sz w:val="20"/>
+              </w:rPr>
+              <w:t>Dinner-making, family movies, gisting — the day’s emotional reward</w:t>
+            </w:r>
+          </w:p>
+        </w:tc>
+      </w:tr>
+    </w:tbl>
+    <w:p/>
+    <w:p>
+      <w:pPr>
+        <w:pStyle w:val="Heading3"/>
+      </w:pPr>
+      <w:r>
+        <w:rPr>
+          <w:color w:val="2E86AB"/>
+        </w:rPr>
+        <w:t>Stress Triggers (Ranked)</w:t>
       </w:r>
     </w:p>
     <w:p>
       <w:r>
-        <w:t>**Dominant Themes:**</w:t>
+        <w:t>1. Rain — the single most impactful environmental factor on her livelihood</w:t>
       </w:r>
     </w:p>
     <w:p>
       <w:r>
-        <w:t>1. **Environmental Sensitivity**: Livelihood and mobility dictated by the weather.</w:t>
+        <w:t>2. No light / Power outage — blocks cooking, charging, and business transactions</w:t>
       </w:r>
     </w:p>
     <w:p>
       <w:r>
-        <w:t>2. **Intertwined Domesticity**: Business labor that includes childcare (walking kids to shop).</w:t>
+        <w:t>3. Poor sales — "no sales" is her most frequent emotional stressor</w:t>
       </w:r>
     </w:p>
     <w:p>
       <w:r>
-        <w:t>3. **Transaction Anxiety**: The stress of verifying digital payments on low-battery devices.</w:t>
+        <w:t>4. Low battery anxiety — "To charge my phone" is her recurring evening mantra</w:t>
+      </w:r>
+    </w:p>
+    <w:p>
+      <w:r>
+        <w:t>5. Bad network — disrupts transaction verification at the point of sale</w:t>
+      </w:r>
+    </w:p>
+    <w:p>
+      <w:pPr>
+        <w:pStyle w:val="Heading3"/>
+      </w:pPr>
+      <w:r>
+        <w:rPr>
+          <w:color w:val="2E86AB"/>
+        </w:rPr>
+        <w:t>Resilience Pattern</w:t>
+      </w:r>
+    </w:p>
+    <w:p>
+      <w:r>
+        <w:t>Flora’s resilience is rooted in her family. She feels "productive and satisfied" when "meeting with family and friends" (3/6 days) and "when there’s sales" (3/6 days). Her emotional baseline is "peaceful" — a word she uses twice, and which no other respondent uses at all. This peacefulness is not naivety; it is the emotional foundation of a woman who has accepted the unpredictability of her circumstances (rain, power, sales) and draws stability from the one constant she can control: her family rituals. Prayer, cooking, dinner with the children — these are her anchors when the external world fails.</w:t>
       </w:r>
     </w:p>
     <w:p>
@@ -581,18 +2266,231 @@
       </w:pPr>
       <w:r>
         <w:rPr>
-          <w:color w:val="003366"/>
+          <w:color w:val="1A476F"/>
         </w:rPr>
-        <w:t>Dimension 9: Brand Opportunities</w:t>
+        <w:t>Dimension 9: Opportunities for the Brand</w:t>
+      </w:r>
+    </w:p>
+    <w:tbl>
+      <w:tblPr>
+        <w:tblStyle w:val="LightGrid-Accent1"/>
+        <w:tblW w:type="auto" w:w="0"/>
+        <w:jc w:val="center"/>
+        <w:tblLook w:firstColumn="1" w:firstRow="1" w:lastColumn="0" w:lastRow="0" w:noHBand="0" w:noVBand="1" w:val="04A0"/>
+      </w:tblPr>
+      <w:tblGrid>
+        <w:gridCol w:w="4320"/>
+        <w:gridCol w:w="4320"/>
+      </w:tblGrid>
+      <w:tr>
+        <w:tc>
+          <w:tcPr>
+            <w:tcW w:type="dxa" w:w="4320"/>
+          </w:tcPr>
+          <w:p>
+            <w:r>
+              <w:rPr>
+                <w:b/>
+                <w:sz w:val="20"/>
+              </w:rPr>
+              <w:t>Opportunity</w:t>
+            </w:r>
+          </w:p>
+        </w:tc>
+        <w:tc>
+          <w:tcPr>
+            <w:tcW w:type="dxa" w:w="4320"/>
+          </w:tcPr>
+          <w:p>
+            <w:r>
+              <w:rPr>
+                <w:b/>
+                <w:sz w:val="20"/>
+              </w:rPr>
+              <w:t>Actionable Insight</w:t>
+            </w:r>
+          </w:p>
+        </w:tc>
+      </w:tr>
+      <w:tr>
+        <w:tc>
+          <w:tcPr>
+            <w:tcW w:type="dxa" w:w="4320"/>
+          </w:tcPr>
+          <w:p>
+            <w:r>
+              <w:rPr>
+                <w:sz w:val="20"/>
+              </w:rPr>
+              <w:t>Weather-Indexed Business Support</w:t>
+            </w:r>
+          </w:p>
+        </w:tc>
+        <w:tc>
+          <w:tcPr>
+            <w:tcW w:type="dxa" w:w="4320"/>
+          </w:tcPr>
+          <w:p>
+            <w:r>
+              <w:rPr>
+                <w:sz w:val="20"/>
+              </w:rPr>
+              <w:t>Flora loses customers every time it rains. A "rainy day bundle" — discounted data or free WhatsApp business messaging triggered during verified rainfall — would help her maintain online sales when walk-in traffic drops</w:t>
+            </w:r>
+          </w:p>
+        </w:tc>
+      </w:tr>
+      <w:tr>
+        <w:tc>
+          <w:tcPr>
+            <w:tcW w:type="dxa" w:w="4320"/>
+          </w:tcPr>
+          <w:p>
+            <w:r>
+              <w:rPr>
+                <w:sz w:val="20"/>
+              </w:rPr>
+              <w:t>Solar Charging for Market Women</w:t>
+            </w:r>
+          </w:p>
+        </w:tc>
+        <w:tc>
+          <w:tcPr>
+            <w:tcW w:type="dxa" w:w="4320"/>
+          </w:tcPr>
+          <w:p>
+            <w:r>
+              <w:rPr>
+                <w:sz w:val="20"/>
+              </w:rPr>
+              <w:t>Her #1 preparation for tomorrow is "to charge my phone." A branded solar charging kiosk at market locations would solve her most persistent infrastructure barrier and create daily brand touchpoints</w:t>
+            </w:r>
+          </w:p>
+        </w:tc>
+      </w:tr>
+      <w:tr>
+        <w:tc>
+          <w:tcPr>
+            <w:tcW w:type="dxa" w:w="4320"/>
+          </w:tcPr>
+          <w:p>
+            <w:r>
+              <w:rPr>
+                <w:sz w:val="20"/>
+              </w:rPr>
+              <w:t>Family Communication Bundles</w:t>
+            </w:r>
+          </w:p>
+        </w:tc>
+        <w:tc>
+          <w:tcPr>
+            <w:tcW w:type="dxa" w:w="4320"/>
+          </w:tcPr>
+          <w:p>
+            <w:r>
+              <w:rPr>
+                <w:sz w:val="20"/>
+              </w:rPr>
+              <w:t>She calls her husband daily and gists with friends on walks. A "family circle" bundle with unlimited calls to 3–5 designated numbers would match her deeply relational usage pattern</w:t>
+            </w:r>
+          </w:p>
+        </w:tc>
+      </w:tr>
+      <w:tr>
+        <w:tc>
+          <w:tcPr>
+            <w:tcW w:type="dxa" w:w="4320"/>
+          </w:tcPr>
+          <w:p>
+            <w:r>
+              <w:rPr>
+                <w:sz w:val="20"/>
+              </w:rPr>
+              <w:t>SMS Transaction Alerts (Ultra-Reliable)</w:t>
+            </w:r>
+          </w:p>
+        </w:tc>
+        <w:tc>
+          <w:tcPr>
+            <w:tcW w:type="dxa" w:w="4320"/>
+          </w:tcPr>
+          <w:p>
+            <w:r>
+              <w:rPr>
+                <w:sz w:val="20"/>
+              </w:rPr>
+              <w:t>"Confirming payments" is her most critical task. Transaction SMS delivery must be instant and reliable even on Glo’s network. Any improvement here is directly revenue-positive for her segment</w:t>
+            </w:r>
+          </w:p>
+        </w:tc>
+      </w:tr>
+      <w:tr>
+        <w:tc>
+          <w:tcPr>
+            <w:tcW w:type="dxa" w:w="4320"/>
+          </w:tcPr>
+          <w:p>
+            <w:r>
+              <w:rPr>
+                <w:sz w:val="20"/>
+              </w:rPr>
+              <w:t>VoIP Education Campaigns</w:t>
+            </w:r>
+          </w:p>
+        </w:tc>
+        <w:tc>
+          <w:tcPr>
+            <w:tcW w:type="dxa" w:w="4320"/>
+          </w:tcPr>
+          <w:p>
+            <w:r>
+              <w:rPr>
+                <w:sz w:val="20"/>
+              </w:rPr>
+              <w:t>She already knows that "call is free with data." Marketing that teaches traders to use WhatsApp calling to reduce airtime costs would position the brand as an ally, not just a vendor</w:t>
+            </w:r>
+          </w:p>
+        </w:tc>
+      </w:tr>
+    </w:tbl>
+    <w:p/>
+    <w:p/>
+    <w:p>
+      <w:pPr>
+        <w:pStyle w:val="Heading2"/>
+      </w:pPr>
+      <w:r>
+        <w:rPr>
+          <w:color w:val="1A476F"/>
+        </w:rPr>
+        <w:t>Defining Quote</w:t>
       </w:r>
     </w:p>
     <w:p>
+      <w:pPr>
+        <w:spacing w:before="120" w:after="120"/>
+        <w:ind w:left="850"/>
+      </w:pPr>
       <w:r>
-        <w:t>1. **Weather-Resilient Retail Support**: Services that help traders reach customers when the "rough roads" block them.</w:t>
-        <w:br/>
-        <w:t>2. **Transaction Verification SMS**: Ultra-reliable, low-power alerts for business owners to confirm payments.</w:t>
-        <w:br/>
-        <w:t>3. **Family-Centric Loyalty Programs**: Bundles that offer affordable calling specifically to family members (Mother/Husband).</w:t>
+        <w:rPr>
+          <w:i/>
+          <w:color w:val="555555"/>
+          <w:sz w:val="22"/>
+        </w:rPr>
+        <w:t>“I walked to shop with my kids. It was stressful because the road was muddy and rough due to yesterday’s rain”</w:t>
+      </w:r>
+    </w:p>
+    <w:p>
+      <w:pPr>
+        <w:ind w:left="850"/>
+      </w:pPr>
+      <w:r>
+        <w:rPr>
+          <w:i/>
+          <w:color w:val="666666"/>
+          <w:sz w:val="20"/>
+        </w:rPr>
+        <w:t>— In one sentence, Flora captures the triple burden of Lagos market motherhood: she is simultaneously a parent (walking with kids), a business owner (going to shop), and a victim of infrastructure failure (muddy roads from rain). She doesn’t complain about any of these individually — she absorbs them all. The brand that lightens even one of these burdens will earn a customer who will never leave.</w:t>
       </w:r>
     </w:p>
     <w:sectPr>
@@ -968,6 +2866,13 @@
     <w:name w:val="Normal"/>
     <w:qFormat/>
     <w:rsid w:val="00FC693F"/>
+    <w:pPr>
+      <w:spacing w:after="80"/>
+    </w:pPr>
+    <w:rPr>
+      <w:rFonts w:ascii="Calibri" w:hAnsi="Calibri"/>
+      <w:sz w:val="22"/>
+    </w:rPr>
   </w:style>
   <w:style w:type="paragraph" w:styleId="Header">
     <w:name w:val="header"/>
